--- a/work/2026-08-15-seo-review-docs/output/chapter-07-vitamins-seo-review.docx
+++ b/work/2026-08-15-seo-review-docs/output/chapter-07-vitamins-seo-review.docx
@@ -102,13 +102,7 @@
         <w:spacing w:after="120" w:line="300" w:lineRule="auto"/>
       </w:pPr>
       <w:r>
-        <w:rPr>
-          <w:rFonts w:ascii="Calibri" w:hAnsi="Calibri" w:eastAsia="Microsoft JhengHei"/>
-          <w:b w:val="0"/>
-          <w:i w:val="0"/>
-          <w:sz w:val="22"/>
-        </w:rPr>
-        <w:t>維生素怎麼吃才安心？從脂溶性、水溶性到補充品風險</w:t>
+        <w:t>維生素怎麼吃？從脂溶性、水溶性到補充品風險</w:t>
       </w:r>
     </w:p>
     <w:p>
@@ -132,13 +126,7 @@
         <w:spacing w:after="120" w:line="300" w:lineRule="auto"/>
       </w:pPr>
       <w:r>
-        <w:rPr>
-          <w:rFonts w:ascii="Calibri" w:hAnsi="Calibri" w:eastAsia="Microsoft JhengHei"/>
-          <w:b w:val="0"/>
-          <w:i w:val="0"/>
-          <w:sz w:val="22"/>
-        </w:rPr>
-        <w:t>目標搜尋字詞：維生素、維生素補充品、脂溶性維生素、水溶性維生素、維生素 D、維生素 B12、葉酸</w:t>
+        <w:t>目標搜尋字詞：維生素怎麼吃、脂溶性與水溶性維生素、維生素D日曬補充、維生素B群提神迷思、葉酸孕婦劑量、維生素C感冒、維生素K抗凝血藥</w:t>
       </w:r>
     </w:p>
     <w:p>
@@ -262,7 +250,7 @@
           <w:color w:val="2E74B5"/>
           <w:sz w:val="26"/>
         </w:rPr>
-        <w:t>維生素怎麼吃才安心？從脂溶性、水溶性到補充品風險</w:t>
+        <w:t>維生素安心吃 從脂溶性、水溶性到補充品風險</w:t>
       </w:r>
     </w:p>
     <w:p>
@@ -294,7 +282,7 @@
           <w:i w:val="0"/>
           <w:sz w:val="22"/>
         </w:rPr>
-        <w:t>省時版本：維生素需要量少，卻參與視覺、骨骼、血液、神經、免疫與能量代謝。閱讀本章時，先看維生素的功能與來源，再分辨脂溶性、水溶性、缺乏、過量、用藥與特殊生理階段。食物是日常底盤，補充品放在有明確需求、食物受限或吸收問題的情境裡。</w:t>
+        <w:t>省時版本：維生素需要量少，卻參與視覺、骨骼、血液、神經、免疫與能量代謝。先看維生素的功能與來源，再分辨脂溶性、水溶性、缺乏、過量、用藥與特殊生理階段。食物是日常獲得營養最基本的方式，補充品放在有明確需求、食物受限或吸收問題的情境裡。</w:t>
       </w:r>
     </w:p>
     <w:p>
@@ -308,7 +296,7 @@
           <w:i w:val="0"/>
           <w:sz w:val="22"/>
         </w:rPr>
-        <w:t>本章從維生素的基本定義與前驅物開始，接著整理脂溶性與水溶性，再進入 A、D、E、K、C 與 B 群，之後回到食物來源、補充品爭議與生活判讀。</w:t>
+        <w:t>從了解維生素的基本定義與前驅物開始，接著認識脂溶性與水溶性的不同，再進入 A、D、E、K、C 與 B 群，之後回到食物來源、補充品爭議與生活判讀。</w:t>
       </w:r>
     </w:p>
     <w:p>
@@ -352,7 +340,7 @@
           <w:i w:val="0"/>
           <w:sz w:val="22"/>
         </w:rPr>
-        <w:t>這裡有一個很實用的分辨方式：維生素本身不直接提供熱量，B 群也不會把一杯含糖飲料變成健康能量。碳水化合物、脂肪與蛋白質提供燃料，B 群協助許多代謝反應進行。把 B 群說成「補充能量」時，應該改成「協助能量代謝」，才不會讓讀者以為膠囊可以替代睡眠、吃飯與休息。</w:t>
+        <w:t>這裡有一個很實用的知識：維生素本身不直接提供熱量，B 群也不會把一杯含糖飲料變成健康能量。碳水化合物、脂肪與蛋白質提供燃料，B 群協助許多代謝反應進行。知道B 群「不補充能量」，而是「協助能量代謝」，才不會讓讀者以為補充品可以替代睡眠、吃飯與休息等日常。</w:t>
       </w:r>
     </w:p>
     <w:p>
@@ -368,7 +356,7 @@
           <w:color w:val="2E74B5"/>
           <w:sz w:val="26"/>
         </w:rPr>
-        <w:t>脂溶性與水溶性，先看身體如何處理</w:t>
+        <w:t>脂溶性與水溶性，身體如何處理</w:t>
       </w:r>
     </w:p>
     <w:p>
@@ -396,7 +384,7 @@
           <w:i w:val="0"/>
           <w:sz w:val="22"/>
         </w:rPr>
-        <w:t>「容易排出」只描述一部分生理處理，不能拿來當作高劑量安全保證。大量維生素 C 可能帶來腸胃不適，B6 長期高劑量可能造成周邊神經問題，niacin 可能引起潮紅或肝臟風險，補充品也可能和藥物或檢驗互相干擾。</w:t>
+        <w:t>「容易排出」只是描述一部分生理處理，不能拿來當作高劑量安全的保證。大量維生素 C 可能帶來腸胃不適，B6 長期高劑量可能造成周邊神經問題，niacin 可能引起潮紅或肝臟風險，補充品也可能和藥物或檢驗互相干擾。</w:t>
       </w:r>
     </w:p>
     <w:tbl>
@@ -632,7 +620,7 @@
                 <w:i w:val="0"/>
                 <w:sz w:val="19"/>
               </w:rPr>
-              <w:t>先查飲食、吸收狀況與補充劑量，別自行長期堆高</w:t>
+              <w:t>先查飲食、吸收狀況與補充劑量，別自行長期超量</w:t>
             </w:r>
           </w:p>
         </w:tc>
@@ -779,7 +767,7 @@
           <w:i w:val="0"/>
           <w:sz w:val="22"/>
         </w:rPr>
-        <w:t>維生素 A 的活性形式包含 retinol、retinal 與 retinoic acid。動物性食物可提供較容易被利用的維生素 A，植物性食物則常提供 beta-carotene 等前驅物，身體會依需求轉換。它參與視覺、皮膚與黏膜維持、免疫、細胞分化、成長、繁殖與胚胎發育。</w:t>
+        <w:t>維生素 A 的活性形式包含 retinol、retinal 與 retinoic acid。動物性食物提供的是容易被利用的維生素 A，植物性食物則常提供 beta-carotene 等前驅物，身體會依需求轉換。它參與視覺、皮膚與黏膜維持、免疫、細胞分化、成長、繁殖與胚胎發育。</w:t>
       </w:r>
     </w:p>
     <w:p>
@@ -837,7 +825,7 @@
           <w:i w:val="0"/>
           <w:sz w:val="22"/>
         </w:rPr>
-        <w:t>維生素 D 的特殊之處，在於皮膚受紫外線照射後能合成前驅物，之後還需要經肝臟與腎臟轉換。它協助鈣與磷的平衡，和骨骼礦化、肌肉與神經功能有關。國健署第八版 DRI 是台灣讀者查詢參考值的主要入口，實際補充量要依年齡、飲食、日曬、檢驗數值、腎肝功能與疾病狀態判斷。</w:t>
+        <w:t>維生素 D 的特殊之處，在於皮膚受紫外線照射後能合成前驅物，之後還需要經肝臟與腎臟轉換。它協助鈣與磷的平衡，和骨骼礦化、肌肉與神經功能有關。實際補充量要依年齡、飲食、日曬、檢驗數值、腎肝功能與疾病狀態判斷。</w:t>
       </w:r>
     </w:p>
     <w:p>
@@ -1334,7 +1322,7 @@
           <w:i w:val="0"/>
           <w:sz w:val="22"/>
         </w:rPr>
-        <w:t>維生素 E 主要以 alpha-tocopherol 代表營養活性，是脂溶性抗氧化營養素。它可協助保護細胞膜中的脂質，食物來源包括堅果、種子、植物油與部分蔬菜。把維生素 E 直接包裝成「抗老膠囊」會漏掉劑量、用藥、手術與出血風險。</w:t>
+        <w:t>維生素 E 主要以 alpha-tocopherol 代表營養活性，是脂溶性抗氧化營養素。它可協助保護細胞膜中的脂質，食物來源包括堅果、種子、植物油與部分蔬菜。把維生素 E 當成「好用的膠囊補充品」可能會忽略劑量、用藥、手術與出血風險。</w:t>
       </w:r>
     </w:p>
     <w:p>
@@ -1348,7 +1336,7 @@
           <w:i w:val="0"/>
           <w:sz w:val="22"/>
         </w:rPr>
-        <w:t>維生素 K 參與凝血蛋白活化，也和骨骼蛋白相關。深綠色蔬菜、部分植物油與發酵食物可提供維生素 K。正在使用 warfarin 等抗凝血藥物者，重點通常是維持穩定的飲食攝取與依醫囑監測，不能自行因為害怕凝血而把蔬菜整類刪除，也不能自行加高劑量補充品。</w:t>
+        <w:t>維生素 K 參與凝血蛋白活化，也和骨骼蛋白相關。深綠色蔬菜、部分植物油與發酵食物可提供維生素 K。正在使用 warfarin 等抗凝血藥物者，應維持穩定的飲食攝取與依醫囑監測，不能自行因為害怕凝血而避開某些食物，也不能自行加高劑量補充品。</w:t>
       </w:r>
     </w:p>
     <w:tbl>
@@ -1637,7 +1625,7 @@
           <w:color w:val="2E74B5"/>
           <w:sz w:val="26"/>
         </w:rPr>
-        <w:t>維生素 C：膠原蛋白、鐵吸收與感冒說法</w:t>
+        <w:t>維生素 C：膠原蛋白、鐵吸收與是否預防感冒</w:t>
       </w:r>
     </w:p>
     <w:p>
@@ -1651,7 +1639,7 @@
           <w:i w:val="0"/>
           <w:sz w:val="22"/>
         </w:rPr>
-        <w:t>維生素 C 參與膠原蛋白形成、抗氧化反應、免疫細胞功能與非血基質鐵吸收，也能協助維持維生素 E 的還原狀態。蔬果是日常來源，芭樂、柑橘類、奇異果、甜椒、花椰菜與番茄都能提供維生素 C。</w:t>
+        <w:t>維生素 C 參與膠原蛋白形成、抗氧化反應、免疫細胞功能與非血基質鐵吸收，也能協助維持維生素 E 的還原狀態。蔬菜水果是日常來源，芭樂、柑橘類、奇異果、甜椒、花椰菜與番茄都能提供維生素 C。</w:t>
       </w:r>
     </w:p>
     <w:p>
@@ -1665,7 +1653,7 @@
           <w:i w:val="0"/>
           <w:sz w:val="22"/>
         </w:rPr>
-        <w:t>烹調水、長時間加熱、光線、氧氣與保存時間都可能造成流失。實作上，可把一部分蔬菜快速加熱、保留適合食用的湯汁，水果則安排在方便吃完的時間。冷凍、罐裝與加工食品的營養保留程度各有差異，不能只用「新鮮」兩個字判斷。</w:t>
+        <w:t>烹調、長時間加熱、光線、氧氣與保存時間都可能造成流失。實作上，可把一部分蔬菜快速加熱、保留適合食用的湯汁，水果則安排在方便吃完的時間。冷凍、罐裝與加工食品的營養保留程度各有差異，不能只用「新鮮」兩個字判斷維生素 C高低。</w:t>
       </w:r>
     </w:p>
     <w:p>
@@ -1679,7 +1667,7 @@
           <w:i w:val="0"/>
           <w:sz w:val="22"/>
         </w:rPr>
-        <w:t>感冒時喝維生素 C 的問題要拆成三段：平常是否缺乏，發病前是否規律攝取，生病後大量補充是否能改變病程。一般健康成人補充維生素 C，並不能保證預防感冒。高劑量也可能引起腹瀉或胃部不適，腎結石病史與特殊用藥者要先詢問專業人員。</w:t>
+        <w:t>感冒時喝維生素 C 的問題要拆成三段來看：平常是否缺乏，發病前是否規律攝取，生病後大量補充是否能改變病程。一般健康成人補充維生素 C，並不能保證預防感冒。高劑量也可能引起腹瀉或胃部不適，腎結石病史與特殊用藥者要先詢問專業人員。</w:t>
       </w:r>
     </w:p>
     <w:p>
@@ -2494,7 +2482,7 @@
           <w:i w:val="0"/>
           <w:sz w:val="22"/>
         </w:rPr>
-        <w:t>孕前與孕期葉酸是一個需要清楚分流的情境。CDC 資料指出，有生育可能的女性每日攝取 400 微克 folic acid，有助降低胎兒神經管缺陷風險。這項建議要依台灣婦產科與國健署現行指引核對，不能把其他國家的補充方式直接套給每一個人。葉酸也可能遮住 B12 缺乏的血液表現，若有貧血、舌炎、手腳麻或吸收問題，應安排醫療評估。</w:t>
+        <w:t>孕前與孕期補充葉酸是女性需要注意的情形。CDC 資料指出，有生育可能的女性每日攝取 400 微克 folic acid，有助降低胎兒神經管缺陷風險。葉酸也可能掩蓋住 B12 缺乏的血液表現，若有貧血、舌炎、手腳麻或吸收問題，應安排醫療評估。</w:t>
       </w:r>
     </w:p>
     <w:p>
@@ -2508,7 +2496,7 @@
           <w:i w:val="0"/>
           <w:sz w:val="22"/>
         </w:rPr>
-        <w:t>維生素 B12 的問題常被誤解成「吃肉就一定夠」。動物性食物通常提供 B12，強化食品與補充品也可成為來源。胃酸、intrinsic factor、胃腸手術、腸道疾病與部分藥物都可能影響吸收。若抽血或症狀已顯示疑慮，只改變食物未必能處理根本原因。</w:t>
+        <w:t>維生素 B12 的問題常被誤解成「吃素需要擔心補充狀況」。動物性食物通常提供 B12，強化食品與補充品也可成為來源。胃酸、intrinsic factor、胃腸手術、腸道疾病與部分藥物都可能影響吸收。若抽血或症狀已顯示疑慮，只改變食物未必能處理根本原因。</w:t>
       </w:r>
     </w:p>
     <w:p>
@@ -3165,7 +3153,7 @@
           <w:i w:val="0"/>
           <w:sz w:val="22"/>
         </w:rPr>
-        <w:t>書中把補充品爭議放在「需求與成本」上，這個架構很適合台灣讀者。補充品可能對缺乏、需求增加、食物攝取受限、吸收異常、特定疾病、手術、燒傷、長期飲酒或特定用藥者有幫助。多數營養狀態良好的人，應以多樣食物作為主要來源，補充品不能自動變成慢性病保護傘。</w:t>
+        <w:t>補充品爭議主要是「需求與成本」上。補充品可能對缺乏、需求增加、食物攝取受限、吸收異常、特定疾病、手術、燒傷、長期飲酒或特定用藥者有幫助。多數營養狀態良好的人，應以多樣食物作為主要來源，補充品不可能一定成為慢性病的保護傘。</w:t>
       </w:r>
     </w:p>
     <w:p>
@@ -3179,7 +3167,7 @@
           <w:i w:val="0"/>
           <w:sz w:val="22"/>
         </w:rPr>
-        <w:t>美國 FDA 提醒，膳食補充品和藥物的管理方式不同，產品可能和藥物、檢驗或手術互相作用。高劑量、同時使用多種產品、用補充品取代處方藥，風險都會上升。這也是為什麼「天然」不能直接等同安全，「劑量高」也不能直接等同效果好。</w:t>
+        <w:t>美國 FDA 提醒，膳食補充品和藥物的管理方式不同，產品可能和藥物、檢驗或手術互相作用。高劑量、同時使用多種產品、用補充品取代處方藥，風險都會上升。這也是為什麼「天然」不能直接等同安全，「劑量高」也不能等同效果好。</w:t>
       </w:r>
     </w:p>
     <w:tbl>
@@ -3717,7 +3705,7 @@
           <w:color w:val="1F4D78"/>
           <w:sz w:val="24"/>
         </w:rPr>
-        <w:t>一個可執行的補充品決策流程</w:t>
+        <w:t>可執行的補充品決策流程</w:t>
       </w:r>
     </w:p>
     <w:p>
@@ -3731,7 +3719,7 @@
           <w:i w:val="0"/>
           <w:sz w:val="22"/>
         </w:rPr>
-        <w:t>先把三天飲食、所有產品照片、藥袋與近期檢驗結果放在一起。再問自己四件事：缺口是什麼，這個產品能補什麼，每日總劑量多少，使用多久要回頭評估。高齡者、孕期、兒童、純素者、慢性病患者、手術前後與有吸收障礙者，建議帶資料給醫師、藥師或營養師。</w:t>
+        <w:t>先把三天飲食、所有產品照片、藥袋與近期檢驗結果放在一起。再問自己四件事：缺少的營養是什麼，這個產品能補什麼，每日總劑量多少，使用多久要重新評估。高齡者、孕期、兒童、純素者、慢性病患者、手術前後與有吸收障礙者，建議帶資料給醫師、藥師或營養師。</w:t>
       </w:r>
     </w:p>
     <w:p>
@@ -3954,7 +3942,7 @@
           <w:i w:val="0"/>
           <w:sz w:val="22"/>
         </w:rPr>
-        <w:t>維生素的判讀順序，是功能、來源、缺乏、過量、用藥與個人情境，單看瓶身正面很容易漏掉真正問題。</w:t>
+        <w:t>維生素要看的是功能、來源、缺乏、過量、用藥與個人情境，單看瓶身廣告很容易漏掉真正問題。</w:t>
       </w:r>
     </w:p>
     <w:p>
@@ -3969,7 +3957,7 @@
           <w:i w:val="0"/>
           <w:sz w:val="22"/>
         </w:rPr>
-        <w:t>脂溶性與水溶性是理解吸收和儲存的入口，不能直接拿來判斷某種維生素好或壞。</w:t>
+        <w:t>脂溶性與水溶性是用來理解吸收和儲存，不直接拿來判斷某種維生素好或壞。</w:t>
       </w:r>
     </w:p>
     <w:p>
@@ -3984,7 +3972,7 @@
           <w:i w:val="0"/>
           <w:sz w:val="22"/>
         </w:rPr>
-        <w:t>食物是日常維生素的主要底盤。補充品有它的用途，適合放在缺乏、需求增加、食物限制或吸收問題的情境裡。</w:t>
+        <w:t>食物是日常維生素的主要獲得方式。補充品有它的用途，適合放在缺乏、需求增加、食物限制或吸收問題的情境裡。</w:t>
       </w:r>
     </w:p>
     <w:p>
@@ -3999,7 +3987,7 @@
           <w:i w:val="0"/>
           <w:sz w:val="22"/>
         </w:rPr>
-        <w:t>B 群不等於提神，維生素 C 不等於感冒藥，維生素 D 也不等於所有骨骼問題的單一答案。</w:t>
+        <w:t>B 群不一定能提神，維生素 C 不一定抗感冒，維生素 D 也不是所有骨骼問題的解決方法。</w:t>
       </w:r>
     </w:p>
     <w:p>
@@ -4195,6 +4183,11 @@
           <w:sz w:val="22"/>
         </w:rPr>
         <w:t>多數情況的重點是維持穩定攝取，並依醫囑監測，並非自行把蔬菜完全刪除。維生素 K、藥物劑量與抽血結果要放在一起判讀，任何補充品變更都要先告知醫療團隊。</w:t>
+      </w:r>
+    </w:p>
+    <w:p>
+      <w:r>
+        <w:t>延伸閱讀：全書導讀、第一章食物選擇、第二章營養工具與標準、第三章消化與吸收、第五章脂質與脂肪酸、作者簡介</w:t>
       </w:r>
     </w:p>
     <w:p>
@@ -4753,13 +4746,7 @@
         <w:spacing w:after="60" w:line="276" w:lineRule="auto"/>
       </w:pPr>
       <w:r>
-        <w:rPr>
-          <w:rFonts w:ascii="Calibri" w:hAnsi="Calibri" w:eastAsia="Microsoft JhengHei"/>
-          <w:b w:val="0"/>
-          <w:i w:val="0"/>
-          <w:sz w:val="22"/>
-        </w:rPr>
-        <w:t>建議更新日期：2026-08-23</w:t>
+        <w:t>建議更新日期：2026-08-25</w:t>
       </w:r>
     </w:p>
     <w:p>
